--- a/vvdn/ldo/pmos-ldo-working-and-architecture.docx
+++ b/vvdn/ldo/pmos-ldo-working-and-architecture.docx
@@ -190,22 +190,7 @@
           <w:color w:val="282C34"/>
           <w:sz w:val="21"/>
         </w:rPr>
-        <w:t>: Connected directly to the raw input supply voltage rail (</w:t>
-      </w:r>
-      <w:r>
-        <w:rPr>
-          <w:i/>
-          <w:color w:val="145AA0"/>
-          <w:sz w:val="21"/>
-        </w:rPr>
-        <w:t>V_{IN</w:t>
-      </w:r>
-      <w:r>
-        <w:rPr>
-          <w:color w:val="282C34"/>
-          <w:sz w:val="21"/>
-        </w:rPr>
-        <w:t>).</w:t>
+        <w:t>: Connected directly to the raw input supply voltage rail (V_IN).</w:t>
       </w:r>
     </w:p>
     <w:p>
@@ -227,22 +212,7 @@
           <w:color w:val="282C34"/>
           <w:sz w:val="21"/>
         </w:rPr>
-        <w:t>: Connected directly to the output voltage rail (</w:t>
-      </w:r>
-      <w:r>
-        <w:rPr>
-          <w:i/>
-          <w:color w:val="145AA0"/>
-          <w:sz w:val="21"/>
-        </w:rPr>
-        <w:t>V_{OUT</w:t>
-      </w:r>
-      <w:r>
-        <w:rPr>
-          <w:color w:val="282C34"/>
-          <w:sz w:val="21"/>
-        </w:rPr>
-        <w:t>).</w:t>
+        <w:t>: Connected directly to the output voltage rail (V_OUT).</w:t>
       </w:r>
     </w:p>
     <w:p>
@@ -286,22 +256,7 @@
           <w:color w:val="282C34"/>
           <w:sz w:val="21"/>
         </w:rPr>
-        <w:t>: Tied internally to the Source (</w:t>
-      </w:r>
-      <w:r>
-        <w:rPr>
-          <w:i/>
-          <w:color w:val="145AA0"/>
-          <w:sz w:val="21"/>
-        </w:rPr>
-        <w:t>V_{IN</w:t>
-      </w:r>
-      <w:r>
-        <w:rPr>
-          <w:color w:val="282C34"/>
-          <w:sz w:val="21"/>
-        </w:rPr>
-        <w:t>) to prevent forward-biasing the source-body junction.</w:t>
+        <w:t>: Tied internally to the Source (V_IN) to prevent forward-biasing the source-body junction.</w:t>
       </w:r>
     </w:p>
     <w:p>
@@ -335,24 +290,7 @@
           <w:color w:val="4682B4"/>
           <w:sz w:val="24"/>
         </w:rPr>
-        <w:t>2.1 Negative Gate-to-Source Drive (</w:t>
-      </w:r>
-      <w:r>
-        <w:rPr>
-          <w:b/>
-          <w:i/>
-          <w:color w:val="145AA0"/>
-          <w:sz w:val="24"/>
-        </w:rPr>
-        <w:t>V_{GS</w:t>
-      </w:r>
-      <w:r>
-        <w:rPr>
-          <w:b/>
-          <w:color w:val="4682B4"/>
-          <w:sz w:val="24"/>
-        </w:rPr>
-        <w:t>)</w:t>
+        <w:t>2.1 Negative Gate-to-Source Drive (V_GS)</w:t>
       </w:r>
     </w:p>
     <w:p>
@@ -364,50 +302,53 @@
           <w:color w:val="282C34"/>
           <w:sz w:val="21"/>
         </w:rPr>
-        <w:t>A PMOS transistor conducts when its Gate voltage is pulled lower than its Source voltage by at least its threshold voltage magnitude (</w:t>
-      </w:r>
-      <w:r>
-        <w:rPr>
-          <w:i/>
-          <w:color w:val="145AA0"/>
-          <w:sz w:val="21"/>
-        </w:rPr>
-        <w:t>|V_{th|</w:t>
-      </w:r>
-      <w:r>
-        <w:rPr>
-          <w:color w:val="282C34"/>
-          <w:sz w:val="21"/>
-        </w:rPr>
-        <w:t>):</w:t>
+        <w:t>A PMOS transistor conducts when its Gate voltage is pulled lower than its Source voltage by at least its threshold voltage magnitude (|V_th|):</w:t>
       </w:r>
     </w:p>
-    <w:p>
-      <w:pPr>
-        <w:spacing w:after="80"/>
-      </w:pPr>
-      <w:r>
-        <w:rPr>
-          <w:i/>
-          <w:color w:val="145AA0"/>
-          <w:sz w:val="21"/>
-        </w:rPr>
-      </w:r>
-      <w:r>
-        <w:rPr>
-          <w:color w:val="282C34"/>
-          <w:sz w:val="21"/>
-        </w:rPr>
-        <w:t>V_{GS} = V_{GATE} - V_{IN} &lt; -|V_{th}| \quad \Longleftrightarrow \quad V_{GATE} &lt; V_{IN} - |V_{th}|</w:t>
-      </w:r>
-      <w:r>
-        <w:rPr>
-          <w:i/>
-          <w:color w:val="145AA0"/>
-          <w:sz w:val="21"/>
-        </w:rPr>
-      </w:r>
-    </w:p>
+    <w:tbl>
+      <w:tblPr>
+        <w:tblW w:type="auto" w:w="0"/>
+        <w:jc w:val="center"/>
+        <w:tblLook w:firstColumn="1" w:firstRow="1" w:lastColumn="0" w:lastRow="0" w:noHBand="0" w:noVBand="1" w:val="04A0"/>
+      </w:tblPr>
+      <w:tblGrid>
+        <w:gridCol w:w="9792"/>
+      </w:tblGrid>
+      <w:tr>
+        <w:tc>
+          <w:tcPr>
+            <w:tcW w:type="dxa" w:w="9792"/>
+            <w:shd w:fill="F5F6F8"/>
+            <w:tcMar>
+              <w:top w:w="80" w:type="dxa"/>
+              <w:bottom w:w="80" w:type="dxa"/>
+              <w:left w:w="140" w:type="dxa"/>
+              <w:right w:w="140" w:type="dxa"/>
+            </w:tcMar>
+            <w:tcBorders>
+              <w:left w:val="single" w:sz="18" w:space="0" w:color="CBD5E0"/>
+              <w:top w:val="none"/>
+              <w:right w:val="none"/>
+              <w:bottom w:val="none"/>
+            </w:tcBorders>
+          </w:tcPr>
+          <w:p>
+            <w:pPr>
+              <w:spacing w:line="240" w:lineRule="auto" w:after="0"/>
+            </w:pPr>
+            <w:r>
+              <w:rPr>
+                <w:rFonts w:ascii="Consolas" w:hAnsi="Consolas"/>
+                <w:color w:val="2D3748"/>
+                <w:sz w:val="18"/>
+              </w:rPr>
+              <w:t>V_GS = V_GATE - V_IN &lt; -|V_th| &lt;=&gt; V_GATE &lt; V_IN - |V_th|</w:t>
+            </w:r>
+          </w:p>
+        </w:tc>
+      </w:tr>
+    </w:tbl>
+    <w:p/>
     <w:p>
       <w:pPr>
         <w:spacing w:after="80"/>
@@ -417,22 +358,7 @@
           <w:color w:val="282C34"/>
           <w:sz w:val="21"/>
         </w:rPr>
-        <w:t>Because the source is connected to the highest positive voltage in the system (</w:t>
-      </w:r>
-      <w:r>
-        <w:rPr>
-          <w:i/>
-          <w:color w:val="145AA0"/>
-          <w:sz w:val="21"/>
-        </w:rPr>
-        <w:t>V_{IN</w:t>
-      </w:r>
-      <w:r>
-        <w:rPr>
-          <w:color w:val="282C34"/>
-          <w:sz w:val="21"/>
-        </w:rPr>
-        <w:t xml:space="preserve">), the Error Amplifier simply has to </w:t>
+        <w:t xml:space="preserve">Because the source is connected to the highest positive voltage in the system (V_IN), the Error Amplifier simply has to </w:t>
       </w:r>
       <w:r>
         <w:rPr>
@@ -450,32 +376,50 @@
         <w:t xml:space="preserve"> to turn the transistor ON:</w:t>
       </w:r>
     </w:p>
-    <w:p>
-      <w:pPr>
-        <w:spacing w:after="80"/>
-      </w:pPr>
-      <w:r>
-        <w:rPr>
-          <w:i/>
-          <w:color w:val="145AA0"/>
-          <w:sz w:val="21"/>
-        </w:rPr>
-      </w:r>
-      <w:r>
-        <w:rPr>
-          <w:color w:val="282C34"/>
-          <w:sz w:val="21"/>
-        </w:rPr>
-        <w:t>\text{Max Available Gate Overdrive } |V_{GS(max)}| = V_{IN} - V_{GATE(min)} \approx V_{IN} - 0.2\,\text{V}</w:t>
-      </w:r>
-      <w:r>
-        <w:rPr>
-          <w:i/>
-          <w:color w:val="145AA0"/>
-          <w:sz w:val="21"/>
-        </w:rPr>
-      </w:r>
-    </w:p>
+    <w:tbl>
+      <w:tblPr>
+        <w:tblW w:type="auto" w:w="0"/>
+        <w:jc w:val="center"/>
+        <w:tblLook w:firstColumn="1" w:firstRow="1" w:lastColumn="0" w:lastRow="0" w:noHBand="0" w:noVBand="1" w:val="04A0"/>
+      </w:tblPr>
+      <w:tblGrid>
+        <w:gridCol w:w="9792"/>
+      </w:tblGrid>
+      <w:tr>
+        <w:tc>
+          <w:tcPr>
+            <w:tcW w:type="dxa" w:w="9792"/>
+            <w:shd w:fill="F5F6F8"/>
+            <w:tcMar>
+              <w:top w:w="80" w:type="dxa"/>
+              <w:bottom w:w="80" w:type="dxa"/>
+              <w:left w:w="140" w:type="dxa"/>
+              <w:right w:w="140" w:type="dxa"/>
+            </w:tcMar>
+            <w:tcBorders>
+              <w:left w:val="single" w:sz="18" w:space="0" w:color="CBD5E0"/>
+              <w:top w:val="none"/>
+              <w:right w:val="none"/>
+              <w:bottom w:val="none"/>
+            </w:tcBorders>
+          </w:tcPr>
+          <w:p>
+            <w:pPr>
+              <w:spacing w:line="240" w:lineRule="auto" w:after="0"/>
+            </w:pPr>
+            <w:r>
+              <w:rPr>
+                <w:rFonts w:ascii="Consolas" w:hAnsi="Consolas"/>
+                <w:color w:val="2D3748"/>
+                <w:sz w:val="18"/>
+              </w:rPr>
+              <w:t>Max Available Gate Overdrive |V_GS(max)| = V_IN - V_GATE(min) ≈ V_IN - 0.2 V</w:t>
+            </w:r>
+          </w:p>
+        </w:tc>
+      </w:tr>
+    </w:tbl>
+    <w:p/>
     <w:tbl>
       <w:tblPr>
         <w:tblW w:type="auto" w:w="0"/>
@@ -536,29 +480,14 @@
                 <w:color w:val="282C34"/>
                 <w:sz w:val="20"/>
               </w:rPr>
-              <w:t>no gate voltage higher than $V_{IN}$</w:t>
+              <w:t>no gate voltage higher than V_IN</w:t>
             </w:r>
             <w:r>
               <w:rPr>
                 <w:color w:val="282C34"/>
                 <w:sz w:val="20"/>
               </w:rPr>
-              <w:t>. This allows the PMOS LDO to run entirely from a single input rail without an auxiliary supply pin (</w:t>
-            </w:r>
-            <w:r>
-              <w:rPr>
-                <w:i/>
-                <w:color w:val="145AA0"/>
-                <w:sz w:val="20"/>
-              </w:rPr>
-              <w:t>V_{BIAS</w:t>
-            </w:r>
-            <w:r>
-              <w:rPr>
-                <w:color w:val="282C34"/>
-                <w:sz w:val="20"/>
-              </w:rPr>
-              <w:t>) or an on-chip charge pump.</w:t>
+              <w:t>. This allows the PMOS LDO to run entirely from a single input rail without an auxiliary supply pin (V_BIAS) or an on-chip charge pump.</w:t>
             </w:r>
           </w:p>
         </w:tc>
@@ -587,37 +516,7 @@
           <w:color w:val="282C34"/>
           <w:sz w:val="21"/>
         </w:rPr>
-        <w:t xml:space="preserve">When </w:t>
-      </w:r>
-      <w:r>
-        <w:rPr>
-          <w:i/>
-          <w:color w:val="145AA0"/>
-          <w:sz w:val="21"/>
-        </w:rPr>
-        <w:t>V_{IN</w:t>
-      </w:r>
-      <w:r>
-        <w:rPr>
-          <w:color w:val="282C34"/>
-          <w:sz w:val="21"/>
-        </w:rPr>
-        <w:t xml:space="preserve"> approaches </w:t>
-      </w:r>
-      <w:r>
-        <w:rPr>
-          <w:i/>
-          <w:color w:val="145AA0"/>
-          <w:sz w:val="21"/>
-        </w:rPr>
-        <w:t>V_{OUT</w:t>
-      </w:r>
-      <w:r>
-        <w:rPr>
-          <w:color w:val="282C34"/>
-          <w:sz w:val="21"/>
-        </w:rPr>
-        <w:t xml:space="preserve"> (at low headroom), the PMOS transistor is driven fully ON and enters its </w:t>
+        <w:t xml:space="preserve">When V_IN approaches V_OUT (at low headroom), the PMOS transistor is driven fully ON and enters its </w:t>
       </w:r>
       <w:r>
         <w:rPr>
@@ -635,32 +534,50 @@
         <w:t>. The regulator behaves as a small resistor:</w:t>
       </w:r>
     </w:p>
-    <w:p>
-      <w:pPr>
-        <w:spacing w:after="80"/>
-      </w:pPr>
-      <w:r>
-        <w:rPr>
-          <w:i/>
-          <w:color w:val="145AA0"/>
-          <w:sz w:val="21"/>
-        </w:rPr>
-      </w:r>
-      <w:r>
-        <w:rPr>
-          <w:color w:val="282C34"/>
-          <w:sz w:val="21"/>
-        </w:rPr>
-        <w:t>R_{DS(on)} = \frac{1}{\mu_p C_{ox} \left(\frac{W}{L}\right) (|V_{GS}| - |V_{th}|)}</w:t>
-      </w:r>
-      <w:r>
-        <w:rPr>
-          <w:i/>
-          <w:color w:val="145AA0"/>
-          <w:sz w:val="21"/>
-        </w:rPr>
-      </w:r>
-    </w:p>
+    <w:tbl>
+      <w:tblPr>
+        <w:tblW w:type="auto" w:w="0"/>
+        <w:jc w:val="center"/>
+        <w:tblLook w:firstColumn="1" w:firstRow="1" w:lastColumn="0" w:lastRow="0" w:noHBand="0" w:noVBand="1" w:val="04A0"/>
+      </w:tblPr>
+      <w:tblGrid>
+        <w:gridCol w:w="9792"/>
+      </w:tblGrid>
+      <w:tr>
+        <w:tc>
+          <w:tcPr>
+            <w:tcW w:type="dxa" w:w="9792"/>
+            <w:shd w:fill="F5F6F8"/>
+            <w:tcMar>
+              <w:top w:w="80" w:type="dxa"/>
+              <w:bottom w:w="80" w:type="dxa"/>
+              <w:left w:w="140" w:type="dxa"/>
+              <w:right w:w="140" w:type="dxa"/>
+            </w:tcMar>
+            <w:tcBorders>
+              <w:left w:val="single" w:sz="18" w:space="0" w:color="CBD5E0"/>
+              <w:top w:val="none"/>
+              <w:right w:val="none"/>
+              <w:bottom w:val="none"/>
+            </w:tcBorders>
+          </w:tcPr>
+          <w:p>
+            <w:pPr>
+              <w:spacing w:line="240" w:lineRule="auto" w:after="0"/>
+            </w:pPr>
+            <w:r>
+              <w:rPr>
+                <w:rFonts w:ascii="Consolas" w:hAnsi="Consolas"/>
+                <w:color w:val="2D3748"/>
+                <w:sz w:val="18"/>
+              </w:rPr>
+              <w:t>R_DS(on) = 1 / (µ_p C_ox (W / L) (|V_GS| - |V_th|))</w:t>
+            </w:r>
+          </w:p>
+        </w:tc>
+      </w:tr>
+    </w:tbl>
+    <w:p/>
     <w:p>
       <w:pPr>
         <w:spacing w:after="80"/>
@@ -670,48 +587,105 @@
           <w:color w:val="282C34"/>
           <w:sz w:val="21"/>
         </w:rPr>
-        <w:t>The minimum dropout voltage (</w:t>
-      </w:r>
-      <w:r>
-        <w:rPr>
-          <w:i/>
-          <w:color w:val="145AA0"/>
-          <w:sz w:val="21"/>
-        </w:rPr>
-        <w:t>V_{DO</w:t>
-      </w:r>
-      <w:r>
-        <w:rPr>
-          <w:color w:val="282C34"/>
-          <w:sz w:val="21"/>
-        </w:rPr>
-        <w:t>) is given directly by Ohm's Law:</w:t>
+        <w:t>The minimum dropout voltage (V_DO) is given directly by Ohm's Law:</w:t>
       </w:r>
     </w:p>
+    <w:tbl>
+      <w:tblPr>
+        <w:tblW w:type="auto" w:w="0"/>
+        <w:jc w:val="center"/>
+        <w:tblLook w:firstColumn="1" w:firstRow="1" w:lastColumn="0" w:lastRow="0" w:noHBand="0" w:noVBand="1" w:val="04A0"/>
+      </w:tblPr>
+      <w:tblGrid>
+        <w:gridCol w:w="9792"/>
+      </w:tblGrid>
+      <w:tr>
+        <w:tc>
+          <w:tcPr>
+            <w:tcW w:type="dxa" w:w="9792"/>
+            <w:shd w:fill="F5F6F8"/>
+            <w:tcMar>
+              <w:top w:w="80" w:type="dxa"/>
+              <w:bottom w:w="80" w:type="dxa"/>
+              <w:left w:w="140" w:type="dxa"/>
+              <w:right w:w="140" w:type="dxa"/>
+            </w:tcMar>
+            <w:tcBorders>
+              <w:left w:val="single" w:sz="18" w:space="0" w:color="CBD5E0"/>
+              <w:top w:val="none"/>
+              <w:right w:val="none"/>
+              <w:bottom w:val="none"/>
+            </w:tcBorders>
+          </w:tcPr>
+          <w:p>
+            <w:pPr>
+              <w:spacing w:line="240" w:lineRule="auto" w:after="0"/>
+            </w:pPr>
+            <w:r>
+              <w:rPr>
+                <w:rFonts w:ascii="Consolas" w:hAnsi="Consolas"/>
+                <w:color w:val="2D3748"/>
+                <w:sz w:val="18"/>
+              </w:rPr>
+              <w:t>V_DO = I_LOAD * R_DS(on)</w:t>
+            </w:r>
+          </w:p>
+        </w:tc>
+      </w:tr>
+    </w:tbl>
+    <w:p/>
     <w:p>
       <w:pPr>
         <w:spacing w:after="80"/>
       </w:pPr>
       <w:r>
         <w:rPr>
-          <w:i/>
-          <w:color w:val="145AA0"/>
+          <w:color w:val="282C34"/>
           <w:sz w:val="21"/>
         </w:rPr>
+        <w:t>Where:</w:t>
       </w:r>
+    </w:p>
+    <w:p>
+      <w:pPr>
+        <w:pStyle w:val="ListBullet"/>
+        <w:spacing w:after="40"/>
+        <w:ind w:left="360"/>
+      </w:pPr>
       <w:r>
         <w:rPr>
           <w:color w:val="282C34"/>
           <w:sz w:val="21"/>
         </w:rPr>
-        <w:t>V_{DO} = I_{LOAD} \times R_{DS(on)}</w:t>
+        <w:t>V_DO: Dropout voltage of the PMOS regulator (V)</w:t>
       </w:r>
+    </w:p>
+    <w:p>
+      <w:pPr>
+        <w:pStyle w:val="ListBullet"/>
+        <w:spacing w:after="40"/>
+        <w:ind w:left="360"/>
+      </w:pPr>
       <w:r>
         <w:rPr>
-          <w:i/>
-          <w:color w:val="145AA0"/>
+          <w:color w:val="282C34"/>
           <w:sz w:val="21"/>
         </w:rPr>
+        <w:t>I_LOAD: DC output load current (A)</w:t>
+      </w:r>
+    </w:p>
+    <w:p>
+      <w:pPr>
+        <w:pStyle w:val="ListBullet"/>
+        <w:spacing w:after="40"/>
+        <w:ind w:left="360"/>
+      </w:pPr>
+      <w:r>
+        <w:rPr>
+          <w:color w:val="282C34"/>
+          <w:sz w:val="21"/>
+        </w:rPr>
+        <w:t>R_DS(on): On-resistance of PMOS pass element (Ω)</w:t>
       </w:r>
     </w:p>
     <w:p>
@@ -743,65 +717,53 @@
           <w:color w:val="282C34"/>
           <w:sz w:val="21"/>
         </w:rPr>
-        <w:t xml:space="preserve">For a target dropout of </w:t>
-      </w:r>
-      <w:r>
-        <w:rPr>
-          <w:i/>
-          <w:color w:val="145AA0"/>
-          <w:sz w:val="21"/>
-        </w:rPr>
-        <w:t>V_{DO ≤ 100\,mV</w:t>
-      </w:r>
-      <w:r>
-        <w:rPr>
-          <w:color w:val="282C34"/>
-          <w:sz w:val="21"/>
-        </w:rPr>
-        <w:t xml:space="preserve"> at </w:t>
-      </w:r>
-      <w:r>
-        <w:rPr>
-          <w:i/>
-          <w:color w:val="145AA0"/>
-          <w:sz w:val="21"/>
-        </w:rPr>
-        <w:t>I_{LOAD = 1.0\,A</w:t>
-      </w:r>
-      <w:r>
-        <w:rPr>
-          <w:color w:val="282C34"/>
-          <w:sz w:val="21"/>
-        </w:rPr>
-        <w:t>:</w:t>
+        <w:t>For a target dropout of V_DO &lt;= 100 mV at I_LOAD = 1.0 A:</w:t>
       </w:r>
     </w:p>
-    <w:p>
-      <w:pPr>
-        <w:spacing w:after="80"/>
-      </w:pPr>
-      <w:r>
-        <w:rPr>
-          <w:i/>
-          <w:color w:val="145AA0"/>
-          <w:sz w:val="21"/>
-        </w:rPr>
-      </w:r>
-      <w:r>
-        <w:rPr>
-          <w:color w:val="282C34"/>
-          <w:sz w:val="21"/>
-        </w:rPr>
-        <w:t>R_{DS(on)} \le \frac{100\,\text{mV}}{1.0\,\text{A}} = 0.10\,\Omega = 100\,\text{m}\Omega</w:t>
-      </w:r>
-      <w:r>
-        <w:rPr>
-          <w:i/>
-          <w:color w:val="145AA0"/>
-          <w:sz w:val="21"/>
-        </w:rPr>
-      </w:r>
-    </w:p>
+    <w:tbl>
+      <w:tblPr>
+        <w:tblW w:type="auto" w:w="0"/>
+        <w:jc w:val="center"/>
+        <w:tblLook w:firstColumn="1" w:firstRow="1" w:lastColumn="0" w:lastRow="0" w:noHBand="0" w:noVBand="1" w:val="04A0"/>
+      </w:tblPr>
+      <w:tblGrid>
+        <w:gridCol w:w="9792"/>
+      </w:tblGrid>
+      <w:tr>
+        <w:tc>
+          <w:tcPr>
+            <w:tcW w:type="dxa" w:w="9792"/>
+            <w:shd w:fill="F5F6F8"/>
+            <w:tcMar>
+              <w:top w:w="80" w:type="dxa"/>
+              <w:bottom w:w="80" w:type="dxa"/>
+              <w:left w:w="140" w:type="dxa"/>
+              <w:right w:w="140" w:type="dxa"/>
+            </w:tcMar>
+            <w:tcBorders>
+              <w:left w:val="single" w:sz="18" w:space="0" w:color="CBD5E0"/>
+              <w:top w:val="none"/>
+              <w:right w:val="none"/>
+              <w:bottom w:val="none"/>
+            </w:tcBorders>
+          </w:tcPr>
+          <w:p>
+            <w:pPr>
+              <w:spacing w:line="240" w:lineRule="auto" w:after="0"/>
+            </w:pPr>
+            <w:r>
+              <w:rPr>
+                <w:rFonts w:ascii="Consolas" w:hAnsi="Consolas"/>
+                <w:color w:val="2D3748"/>
+                <w:sz w:val="18"/>
+              </w:rPr>
+              <w:t>R_DS(on) &lt;= 100 mV / 1.0 A = 0.10 Ω = 100 mΩ</w:t>
+            </w:r>
+          </w:p>
+        </w:tc>
+      </w:tr>
+    </w:tbl>
+    <w:p/>
     <w:p>
       <w:pPr>
         <w:spacing w:before="160" w:after="80"/>
@@ -824,37 +786,7 @@
           <w:color w:val="282C34"/>
           <w:sz w:val="21"/>
         </w:rPr>
-        <w:t>Because holes have significantly lower mobility than electrons (</w:t>
-      </w:r>
-      <w:r>
-        <w:rPr>
-          <w:i/>
-          <w:color w:val="145AA0"/>
-          <w:sz w:val="21"/>
-        </w:rPr>
-        <w:t>µ_p \approx \frac{1{2.5 µ_n</w:t>
-      </w:r>
-      <w:r>
-        <w:rPr>
-          <w:color w:val="282C34"/>
-          <w:sz w:val="21"/>
-        </w:rPr>
-        <w:t xml:space="preserve"> to </w:t>
-      </w:r>
-      <w:r>
-        <w:rPr>
-          <w:i/>
-          <w:color w:val="145AA0"/>
-          <w:sz w:val="21"/>
-        </w:rPr>
-        <w:t>\frac{1{3 µ_n</w:t>
-      </w:r>
-      <w:r>
-        <w:rPr>
-          <w:color w:val="282C34"/>
-          <w:sz w:val="21"/>
-        </w:rPr>
-        <w:t xml:space="preserve"> in silicon):</w:t>
+        <w:t>Because holes have significantly lower mobility than electrons (µ_p ≈ 1 / 2.5 µ_n to 1 / 3 µ_n in silicon):</w:t>
       </w:r>
     </w:p>
     <w:p>
@@ -876,29 +808,14 @@
           <w:color w:val="282C34"/>
           <w:sz w:val="21"/>
         </w:rPr>
-        <w:t>$2.5\times$ to $3\times$ larger channel width ($W$)</w:t>
+        <w:t>2.5* to 3* larger channel width (W)</w:t>
       </w:r>
       <w:r>
         <w:rPr>
           <w:color w:val="282C34"/>
           <w:sz w:val="21"/>
         </w:rPr>
-        <w:t xml:space="preserve"> than an equivalent NMOS transistor to achieve the same </w:t>
-      </w:r>
-      <w:r>
-        <w:rPr>
-          <w:i/>
-          <w:color w:val="145AA0"/>
-          <w:sz w:val="21"/>
-        </w:rPr>
-        <w:t>R_{DS(on)</w:t>
-      </w:r>
-      <w:r>
-        <w:rPr>
-          <w:color w:val="282C34"/>
-          <w:sz w:val="21"/>
-        </w:rPr>
-        <w:t>.</w:t>
+        <w:t xml:space="preserve"> than an equivalent NMOS transistor to achieve the same R_DS(on).</w:t>
       </w:r>
     </w:p>
     <w:p>
@@ -912,37 +829,7 @@
           <w:color w:val="282C34"/>
           <w:sz w:val="21"/>
         </w:rPr>
-        <w:t>This physical enlargement dramatically increases silicon die area, cost, and parasitic gate capacitance (</w:t>
-      </w:r>
-      <w:r>
-        <w:rPr>
-          <w:i/>
-          <w:color w:val="145AA0"/>
-          <w:sz w:val="21"/>
-        </w:rPr>
-        <w:t>C_{gate = C_{GS + C_{GD</w:t>
-      </w:r>
-      <w:r>
-        <w:rPr>
-          <w:color w:val="282C34"/>
-          <w:sz w:val="21"/>
-        </w:rPr>
-        <w:t xml:space="preserve">). A large PMOS pass element can easily present </w:t>
-      </w:r>
-      <w:r>
-        <w:rPr>
-          <w:i/>
-          <w:color w:val="145AA0"/>
-          <w:sz w:val="21"/>
-        </w:rPr>
-        <w:t>500\,pF \dots 2000\,pF</w:t>
-      </w:r>
-      <w:r>
-        <w:rPr>
-          <w:color w:val="282C34"/>
-          <w:sz w:val="21"/>
-        </w:rPr>
-        <w:t xml:space="preserve"> of gate capacitance to the error amplifier output!</w:t>
+        <w:t>This physical enlargement dramatically increases silicon die area, cost, and parasitic gate capacitance (C_gate = C_GS + C_GD). A large PMOS pass element can easily present 500 pF ... 2000 pF of gate capacitance to the error amplifier output!</w:t>
       </w:r>
     </w:p>
     <w:p>
@@ -1065,24 +952,7 @@
           <w:color w:val="4682B4"/>
           <w:sz w:val="24"/>
         </w:rPr>
-        <w:t>3.1 High Common-Source Output Impedance (</w:t>
-      </w:r>
-      <w:r>
-        <w:rPr>
-          <w:b/>
-          <w:i/>
-          <w:color w:val="145AA0"/>
-          <w:sz w:val="24"/>
-        </w:rPr>
-        <w:t>r_o</w:t>
-      </w:r>
-      <w:r>
-        <w:rPr>
-          <w:b/>
-          <w:color w:val="4682B4"/>
-          <w:sz w:val="24"/>
-        </w:rPr>
-        <w:t>)</w:t>
+        <w:t>3.1 High Common-Source Output Impedance (r_o)</w:t>
       </w:r>
     </w:p>
     <w:p>
@@ -1097,30 +967,116 @@
         <w:t>Because the PMOS operates in Common-Source, its small-signal drain output impedance is naturally high:</w:t>
       </w:r>
     </w:p>
+    <w:tbl>
+      <w:tblPr>
+        <w:tblW w:type="auto" w:w="0"/>
+        <w:jc w:val="center"/>
+        <w:tblLook w:firstColumn="1" w:firstRow="1" w:lastColumn="0" w:lastRow="0" w:noHBand="0" w:noVBand="1" w:val="04A0"/>
+      </w:tblPr>
+      <w:tblGrid>
+        <w:gridCol w:w="9792"/>
+      </w:tblGrid>
+      <w:tr>
+        <w:tc>
+          <w:tcPr>
+            <w:tcW w:type="dxa" w:w="9792"/>
+            <w:shd w:fill="F5F6F8"/>
+            <w:tcMar>
+              <w:top w:w="80" w:type="dxa"/>
+              <w:bottom w:w="80" w:type="dxa"/>
+              <w:left w:w="140" w:type="dxa"/>
+              <w:right w:w="140" w:type="dxa"/>
+            </w:tcMar>
+            <w:tcBorders>
+              <w:left w:val="single" w:sz="18" w:space="0" w:color="CBD5E0"/>
+              <w:top w:val="none"/>
+              <w:right w:val="none"/>
+              <w:bottom w:val="none"/>
+            </w:tcBorders>
+          </w:tcPr>
+          <w:p>
+            <w:pPr>
+              <w:spacing w:line="240" w:lineRule="auto" w:after="0"/>
+            </w:pPr>
+            <w:r>
+              <w:rPr>
+                <w:rFonts w:ascii="Consolas" w:hAnsi="Consolas"/>
+                <w:color w:val="2D3748"/>
+                <w:sz w:val="18"/>
+              </w:rPr>
+              <w:t>R_OUT = r_ds || (R1 + R2) || R_LOAD ≈ r_ds || R_LOAD</w:t>
+            </w:r>
+          </w:p>
+        </w:tc>
+      </w:tr>
+    </w:tbl>
+    <w:p/>
     <w:p>
       <w:pPr>
         <w:spacing w:after="80"/>
       </w:pPr>
       <w:r>
         <w:rPr>
-          <w:i/>
-          <w:color w:val="145AA0"/>
+          <w:color w:val="282C34"/>
           <w:sz w:val="21"/>
         </w:rPr>
+        <w:t>Where:</w:t>
       </w:r>
+    </w:p>
+    <w:p>
+      <w:pPr>
+        <w:pStyle w:val="ListBullet"/>
+        <w:spacing w:after="40"/>
+        <w:ind w:left="360"/>
+      </w:pPr>
       <w:r>
         <w:rPr>
           <w:color w:val="282C34"/>
           <w:sz w:val="21"/>
         </w:rPr>
-        <w:t>R_{OUT} = r_{ds} \parallel (R_1 + R_2) \parallel R_{LOAD} \approx r_{ds} \parallel R_{LOAD}</w:t>
+        <w:t>R_OUT: Small-signal open-loop output impedance of the Common-Source stage (Ω)</w:t>
       </w:r>
+    </w:p>
+    <w:p>
+      <w:pPr>
+        <w:pStyle w:val="ListBullet"/>
+        <w:spacing w:after="40"/>
+        <w:ind w:left="360"/>
+      </w:pPr>
       <w:r>
         <w:rPr>
-          <w:i/>
-          <w:color w:val="145AA0"/>
+          <w:color w:val="282C34"/>
           <w:sz w:val="21"/>
         </w:rPr>
+        <w:t>r_ds: Small-signal channel resistance of PMOS transistor (Ω)</w:t>
+      </w:r>
+    </w:p>
+    <w:p>
+      <w:pPr>
+        <w:pStyle w:val="ListBullet"/>
+        <w:spacing w:after="40"/>
+        <w:ind w:left="360"/>
+      </w:pPr>
+      <w:r>
+        <w:rPr>
+          <w:color w:val="282C34"/>
+          <w:sz w:val="21"/>
+        </w:rPr>
+        <w:t>R1, R2: Upper and lower feedback divider resistors (Ω)</w:t>
+      </w:r>
+    </w:p>
+    <w:p>
+      <w:pPr>
+        <w:pStyle w:val="ListBullet"/>
+        <w:spacing w:after="40"/>
+        <w:ind w:left="360"/>
+      </w:pPr>
+      <w:r>
+        <w:rPr>
+          <w:color w:val="282C34"/>
+          <w:sz w:val="21"/>
+        </w:rPr>
+        <w:t>R_LOAD: Effective DC load resistance, R_LOAD = V_OUT / I_LOAD (Ω)</w:t>
       </w:r>
     </w:p>
     <w:p>
@@ -1158,24 +1114,7 @@
           <w:color w:val="282C34"/>
           <w:sz w:val="22"/>
         </w:rPr>
-        <w:t>1. The Output Pole (</w:t>
-      </w:r>
-      <w:r>
-        <w:rPr>
-          <w:b/>
-          <w:i/>
-          <w:color w:val="145AA0"/>
-          <w:sz w:val="22"/>
-        </w:rPr>
-        <w:t>p_{out</w:t>
-      </w:r>
-      <w:r>
-        <w:rPr>
-          <w:b/>
-          <w:color w:val="282C34"/>
-          <w:sz w:val="22"/>
-        </w:rPr>
-        <w:t>):</w:t>
+        <w:t>1. The Output Pole (p_out):</w:t>
       </w:r>
     </w:p>
     <w:p>
@@ -1187,65 +1126,53 @@
           <w:color w:val="282C34"/>
           <w:sz w:val="21"/>
         </w:rPr>
-        <w:t>Formed by the high output resistance (</w:t>
-      </w:r>
-      <w:r>
-        <w:rPr>
-          <w:i/>
-          <w:color w:val="145AA0"/>
-          <w:sz w:val="21"/>
-        </w:rPr>
-        <w:t>R_{OUT</w:t>
-      </w:r>
-      <w:r>
-        <w:rPr>
-          <w:color w:val="282C34"/>
-          <w:sz w:val="21"/>
-        </w:rPr>
-        <w:t>) and the output filter capacitor (</w:t>
-      </w:r>
-      <w:r>
-        <w:rPr>
-          <w:i/>
-          <w:color w:val="145AA0"/>
-          <w:sz w:val="21"/>
-        </w:rPr>
-        <w:t>C_{OUT</w:t>
-      </w:r>
-      <w:r>
-        <w:rPr>
-          <w:color w:val="282C34"/>
-          <w:sz w:val="21"/>
-        </w:rPr>
-        <w:t>):</w:t>
+        <w:t>Formed by the high output resistance (R_OUT) and the output filter capacitor (C_OUT):</w:t>
       </w:r>
     </w:p>
-    <w:p>
-      <w:pPr>
-        <w:spacing w:after="80"/>
-      </w:pPr>
-      <w:r>
-        <w:rPr>
-          <w:i/>
-          <w:color w:val="145AA0"/>
-          <w:sz w:val="21"/>
-        </w:rPr>
-      </w:r>
-      <w:r>
-        <w:rPr>
-          <w:color w:val="282C34"/>
-          <w:sz w:val="21"/>
-        </w:rPr>
-        <w:t>p_{out} = \frac{1}{2\pi \cdot R_{OUT} \cdot C_{OUT}} \approx \frac{1}{2\pi \cdot \left(\frac{V_{OUT}}{I_{LOAD}}\right) \cdot C_{OUT}}</w:t>
-      </w:r>
-      <w:r>
-        <w:rPr>
-          <w:i/>
-          <w:color w:val="145AA0"/>
-          <w:sz w:val="21"/>
-        </w:rPr>
-      </w:r>
-    </w:p>
+    <w:tbl>
+      <w:tblPr>
+        <w:tblW w:type="auto" w:w="0"/>
+        <w:jc w:val="center"/>
+        <w:tblLook w:firstColumn="1" w:firstRow="1" w:lastColumn="0" w:lastRow="0" w:noHBand="0" w:noVBand="1" w:val="04A0"/>
+      </w:tblPr>
+      <w:tblGrid>
+        <w:gridCol w:w="9792"/>
+      </w:tblGrid>
+      <w:tr>
+        <w:tc>
+          <w:tcPr>
+            <w:tcW w:type="dxa" w:w="9792"/>
+            <w:shd w:fill="F5F6F8"/>
+            <w:tcMar>
+              <w:top w:w="80" w:type="dxa"/>
+              <w:bottom w:w="80" w:type="dxa"/>
+              <w:left w:w="140" w:type="dxa"/>
+              <w:right w:w="140" w:type="dxa"/>
+            </w:tcMar>
+            <w:tcBorders>
+              <w:left w:val="single" w:sz="18" w:space="0" w:color="CBD5E0"/>
+              <w:top w:val="none"/>
+              <w:right w:val="none"/>
+              <w:bottom w:val="none"/>
+            </w:tcBorders>
+          </w:tcPr>
+          <w:p>
+            <w:pPr>
+              <w:spacing w:line="240" w:lineRule="auto" w:after="0"/>
+            </w:pPr>
+            <w:r>
+              <w:rPr>
+                <w:rFonts w:ascii="Consolas" w:hAnsi="Consolas"/>
+                <w:color w:val="2D3748"/>
+                <w:sz w:val="18"/>
+              </w:rPr>
+              <w:t>p_out = 1 / (2π * R_OUT * C_OUT) ≈ 1 / (2π * (V_OUT / I_LOAD) * C_OUT)</w:t>
+            </w:r>
+          </w:p>
+        </w:tc>
+      </w:tr>
+    </w:tbl>
+    <w:p/>
     <w:p>
       <w:pPr>
         <w:pStyle w:val="ListBullet"/>
@@ -1265,22 +1192,7 @@
           <w:color w:val="282C34"/>
           <w:sz w:val="21"/>
         </w:rPr>
-        <w:t xml:space="preserve">: Because </w:t>
-      </w:r>
-      <w:r>
-        <w:rPr>
-          <w:i/>
-          <w:color w:val="145AA0"/>
-          <w:sz w:val="21"/>
-        </w:rPr>
-        <w:t>R_{LOAD = V_{OUT / I_{LOAD</w:t>
-      </w:r>
-      <w:r>
-        <w:rPr>
-          <w:color w:val="282C34"/>
-          <w:sz w:val="21"/>
-        </w:rPr>
-        <w:t xml:space="preserve">, </w:t>
+        <w:t xml:space="preserve">: Because R_LOAD = V_OUT / I_LOAD, </w:t>
       </w:r>
       <w:r>
         <w:rPr>
@@ -1309,80 +1221,53 @@
           <w:color w:val="282C34"/>
           <w:sz w:val="21"/>
         </w:rPr>
-        <w:t>At full load (</w:t>
-      </w:r>
-      <w:r>
-        <w:rPr>
-          <w:i/>
-          <w:color w:val="145AA0"/>
-          <w:sz w:val="21"/>
-        </w:rPr>
-        <w:t>I_{LOAD = 1\,A</w:t>
-      </w:r>
-      <w:r>
-        <w:rPr>
-          <w:color w:val="282C34"/>
-          <w:sz w:val="21"/>
-        </w:rPr>
-        <w:t xml:space="preserve">, </w:t>
-      </w:r>
-      <w:r>
-        <w:rPr>
-          <w:i/>
-          <w:color w:val="145AA0"/>
-          <w:sz w:val="21"/>
-        </w:rPr>
-        <w:t>V_{OUT = 3.3\,V</w:t>
-      </w:r>
-      <w:r>
-        <w:rPr>
-          <w:color w:val="282C34"/>
-          <w:sz w:val="21"/>
-        </w:rPr>
-        <w:t xml:space="preserve">, </w:t>
-      </w:r>
-      <w:r>
-        <w:rPr>
-          <w:i/>
-          <w:color w:val="145AA0"/>
-          <w:sz w:val="21"/>
-        </w:rPr>
-        <w:t>C_{OUT = 10\,µF</w:t>
-      </w:r>
-      <w:r>
-        <w:rPr>
-          <w:color w:val="282C34"/>
-          <w:sz w:val="21"/>
-        </w:rPr>
-        <w:t>):</w:t>
+        <w:t>At full load (I_LOAD = 1 A, V_OUT = 3.3 V, C_OUT = 10 µF):</w:t>
       </w:r>
     </w:p>
-    <w:p>
-      <w:pPr>
-        <w:spacing w:after="80"/>
-      </w:pPr>
-      <w:r>
-        <w:rPr>
-          <w:i/>
-          <w:color w:val="145AA0"/>
-          <w:sz w:val="21"/>
-        </w:rPr>
-      </w:r>
-      <w:r>
-        <w:rPr>
-          <w:color w:val="282C34"/>
-          <w:sz w:val="21"/>
-        </w:rPr>
-        <w:t>R_{LOAD} = 3.3\,\Omega \implies p_{out} = \frac{1}{2\pi \times 3.3\,\Omega \times 10\,\mu\text{F}} \approx 4.8\,\text{kHz}</w:t>
-      </w:r>
-      <w:r>
-        <w:rPr>
-          <w:i/>
-          <w:color w:val="145AA0"/>
-          <w:sz w:val="21"/>
-        </w:rPr>
-      </w:r>
-    </w:p>
+    <w:tbl>
+      <w:tblPr>
+        <w:tblW w:type="auto" w:w="0"/>
+        <w:jc w:val="center"/>
+        <w:tblLook w:firstColumn="1" w:firstRow="1" w:lastColumn="0" w:lastRow="0" w:noHBand="0" w:noVBand="1" w:val="04A0"/>
+      </w:tblPr>
+      <w:tblGrid>
+        <w:gridCol w:w="9792"/>
+      </w:tblGrid>
+      <w:tr>
+        <w:tc>
+          <w:tcPr>
+            <w:tcW w:type="dxa" w:w="9792"/>
+            <w:shd w:fill="F5F6F8"/>
+            <w:tcMar>
+              <w:top w:w="80" w:type="dxa"/>
+              <w:bottom w:w="80" w:type="dxa"/>
+              <w:left w:w="140" w:type="dxa"/>
+              <w:right w:w="140" w:type="dxa"/>
+            </w:tcMar>
+            <w:tcBorders>
+              <w:left w:val="single" w:sz="18" w:space="0" w:color="CBD5E0"/>
+              <w:top w:val="none"/>
+              <w:right w:val="none"/>
+              <w:bottom w:val="none"/>
+            </w:tcBorders>
+          </w:tcPr>
+          <w:p>
+            <w:pPr>
+              <w:spacing w:line="240" w:lineRule="auto" w:after="0"/>
+            </w:pPr>
+            <w:r>
+              <w:rPr>
+                <w:rFonts w:ascii="Consolas" w:hAnsi="Consolas"/>
+                <w:color w:val="2D3748"/>
+                <w:sz w:val="18"/>
+              </w:rPr>
+              <w:t>R_LOAD = 3.3 Ω =&gt; p_out = 1 / (2π * 3.3 Ω * 10 µF) ≈ 4.8 kHz</w:t>
+            </w:r>
+          </w:p>
+        </w:tc>
+      </w:tr>
+    </w:tbl>
+    <w:p/>
     <w:p>
       <w:pPr>
         <w:pStyle w:val="ListBullet"/>
@@ -1394,65 +1279,53 @@
           <w:color w:val="282C34"/>
           <w:sz w:val="21"/>
         </w:rPr>
-        <w:t>At light load (</w:t>
-      </w:r>
-      <w:r>
-        <w:rPr>
-          <w:i/>
-          <w:color w:val="145AA0"/>
-          <w:sz w:val="21"/>
-        </w:rPr>
-        <w:t>I_{LOAD = 1\,mA</w:t>
-      </w:r>
-      <w:r>
-        <w:rPr>
-          <w:color w:val="282C34"/>
-          <w:sz w:val="21"/>
-        </w:rPr>
-        <w:t xml:space="preserve">, </w:t>
-      </w:r>
-      <w:r>
-        <w:rPr>
-          <w:i/>
-          <w:color w:val="145AA0"/>
-          <w:sz w:val="21"/>
-        </w:rPr>
-        <w:t>R_{LOAD = 3300\,\Omega</w:t>
-      </w:r>
-      <w:r>
-        <w:rPr>
-          <w:color w:val="282C34"/>
-          <w:sz w:val="21"/>
-        </w:rPr>
-        <w:t>):</w:t>
+        <w:t>At light load (I_LOAD = 1 mA, R_LOAD = 3300 Ω):</w:t>
       </w:r>
     </w:p>
-    <w:p>
-      <w:pPr>
-        <w:spacing w:after="80"/>
-      </w:pPr>
-      <w:r>
-        <w:rPr>
-          <w:i/>
-          <w:color w:val="145AA0"/>
-          <w:sz w:val="21"/>
-        </w:rPr>
-      </w:r>
-      <w:r>
-        <w:rPr>
-          <w:color w:val="282C34"/>
-          <w:sz w:val="21"/>
-        </w:rPr>
-        <w:t>p_{out} = \frac{1}{2\pi \times 3300\,\Omega \times 10\,\mu\text{F}} \approx 4.8\,\text{Hz}</w:t>
-      </w:r>
-      <w:r>
-        <w:rPr>
-          <w:i/>
-          <w:color w:val="145AA0"/>
-          <w:sz w:val="21"/>
-        </w:rPr>
-      </w:r>
-    </w:p>
+    <w:tbl>
+      <w:tblPr>
+        <w:tblW w:type="auto" w:w="0"/>
+        <w:jc w:val="center"/>
+        <w:tblLook w:firstColumn="1" w:firstRow="1" w:lastColumn="0" w:lastRow="0" w:noHBand="0" w:noVBand="1" w:val="04A0"/>
+      </w:tblPr>
+      <w:tblGrid>
+        <w:gridCol w:w="9792"/>
+      </w:tblGrid>
+      <w:tr>
+        <w:tc>
+          <w:tcPr>
+            <w:tcW w:type="dxa" w:w="9792"/>
+            <w:shd w:fill="F5F6F8"/>
+            <w:tcMar>
+              <w:top w:w="80" w:type="dxa"/>
+              <w:bottom w:w="80" w:type="dxa"/>
+              <w:left w:w="140" w:type="dxa"/>
+              <w:right w:w="140" w:type="dxa"/>
+            </w:tcMar>
+            <w:tcBorders>
+              <w:left w:val="single" w:sz="18" w:space="0" w:color="CBD5E0"/>
+              <w:top w:val="none"/>
+              <w:right w:val="none"/>
+              <w:bottom w:val="none"/>
+            </w:tcBorders>
+          </w:tcPr>
+          <w:p>
+            <w:pPr>
+              <w:spacing w:line="240" w:lineRule="auto" w:after="0"/>
+            </w:pPr>
+            <w:r>
+              <w:rPr>
+                <w:rFonts w:ascii="Consolas" w:hAnsi="Consolas"/>
+                <w:color w:val="2D3748"/>
+                <w:sz w:val="18"/>
+              </w:rPr>
+              <w:t>p_out = 1 / (2π * 3300 Ω * 10 µF) ≈ 4.8 Hz</w:t>
+            </w:r>
+          </w:p>
+        </w:tc>
+      </w:tr>
+    </w:tbl>
+    <w:p/>
     <w:p>
       <w:pPr>
         <w:spacing w:after="80"/>
@@ -1490,24 +1363,7 @@
           <w:color w:val="282C34"/>
           <w:sz w:val="22"/>
         </w:rPr>
-        <w:t>2. The Internal Gate Pole (</w:t>
-      </w:r>
-      <w:r>
-        <w:rPr>
-          <w:b/>
-          <w:i/>
-          <w:color w:val="145AA0"/>
-          <w:sz w:val="22"/>
-        </w:rPr>
-        <w:t>p_{gate</w:t>
-      </w:r>
-      <w:r>
-        <w:rPr>
-          <w:b/>
-          <w:color w:val="282C34"/>
-          <w:sz w:val="22"/>
-        </w:rPr>
-        <w:t>):</w:t>
+        <w:t>2. The Internal Gate Pole (p_gate):</w:t>
       </w:r>
     </w:p>
     <w:p>
@@ -1519,65 +1375,53 @@
           <w:color w:val="282C34"/>
           <w:sz w:val="21"/>
         </w:rPr>
-        <w:t>Formed by the high output impedance of the error amplifier stage (</w:t>
-      </w:r>
-      <w:r>
-        <w:rPr>
-          <w:i/>
-          <w:color w:val="145AA0"/>
-          <w:sz w:val="21"/>
-        </w:rPr>
-        <w:t>R_{EA</w:t>
-      </w:r>
-      <w:r>
-        <w:rPr>
-          <w:color w:val="282C34"/>
-          <w:sz w:val="21"/>
-        </w:rPr>
-        <w:t>) and the massive gate capacitance of the PMOS pass transistor (</w:t>
-      </w:r>
-      <w:r>
-        <w:rPr>
-          <w:i/>
-          <w:color w:val="145AA0"/>
-          <w:sz w:val="21"/>
-        </w:rPr>
-        <w:t>C_{gate</w:t>
-      </w:r>
-      <w:r>
-        <w:rPr>
-          <w:color w:val="282C34"/>
-          <w:sz w:val="21"/>
-        </w:rPr>
-        <w:t>):</w:t>
+        <w:t>Formed by the high output impedance of the error amplifier stage (R_EA) and the massive gate capacitance of the PMOS pass transistor (C_gate):</w:t>
       </w:r>
     </w:p>
-    <w:p>
-      <w:pPr>
-        <w:spacing w:after="80"/>
-      </w:pPr>
-      <w:r>
-        <w:rPr>
-          <w:i/>
-          <w:color w:val="145AA0"/>
-          <w:sz w:val="21"/>
-        </w:rPr>
-      </w:r>
-      <w:r>
-        <w:rPr>
-          <w:color w:val="282C34"/>
-          <w:sz w:val="21"/>
-        </w:rPr>
-        <w:t>p_{gate} = \frac{1}{2\pi \cdot R_{EA} \cdot C_{gate}}</w:t>
-      </w:r>
-      <w:r>
-        <w:rPr>
-          <w:i/>
-          <w:color w:val="145AA0"/>
-          <w:sz w:val="21"/>
-        </w:rPr>
-      </w:r>
-    </w:p>
+    <w:tbl>
+      <w:tblPr>
+        <w:tblW w:type="auto" w:w="0"/>
+        <w:jc w:val="center"/>
+        <w:tblLook w:firstColumn="1" w:firstRow="1" w:lastColumn="0" w:lastRow="0" w:noHBand="0" w:noVBand="1" w:val="04A0"/>
+      </w:tblPr>
+      <w:tblGrid>
+        <w:gridCol w:w="9792"/>
+      </w:tblGrid>
+      <w:tr>
+        <w:tc>
+          <w:tcPr>
+            <w:tcW w:type="dxa" w:w="9792"/>
+            <w:shd w:fill="F5F6F8"/>
+            <w:tcMar>
+              <w:top w:w="80" w:type="dxa"/>
+              <w:bottom w:w="80" w:type="dxa"/>
+              <w:left w:w="140" w:type="dxa"/>
+              <w:right w:w="140" w:type="dxa"/>
+            </w:tcMar>
+            <w:tcBorders>
+              <w:left w:val="single" w:sz="18" w:space="0" w:color="CBD5E0"/>
+              <w:top w:val="none"/>
+              <w:right w:val="none"/>
+              <w:bottom w:val="none"/>
+            </w:tcBorders>
+          </w:tcPr>
+          <w:p>
+            <w:pPr>
+              <w:spacing w:line="240" w:lineRule="auto" w:after="0"/>
+            </w:pPr>
+            <w:r>
+              <w:rPr>
+                <w:rFonts w:ascii="Consolas" w:hAnsi="Consolas"/>
+                <w:color w:val="2D3748"/>
+                <w:sz w:val="18"/>
+              </w:rPr>
+              <w:t>p_gate = 1 / (2π * R_EA * C_gate)</w:t>
+            </w:r>
+          </w:p>
+        </w:tc>
+      </w:tr>
+    </w:tbl>
+    <w:p/>
     <w:p>
       <w:pPr>
         <w:spacing w:after="80"/>
@@ -1587,52 +1431,7 @@
           <w:color w:val="282C34"/>
           <w:sz w:val="21"/>
         </w:rPr>
-        <w:t xml:space="preserve">Because both </w:t>
-      </w:r>
-      <w:r>
-        <w:rPr>
-          <w:i/>
-          <w:color w:val="145AA0"/>
-          <w:sz w:val="21"/>
-        </w:rPr>
-        <w:t>R_{EA</w:t>
-      </w:r>
-      <w:r>
-        <w:rPr>
-          <w:color w:val="282C34"/>
-          <w:sz w:val="21"/>
-        </w:rPr>
-        <w:t xml:space="preserve"> and </w:t>
-      </w:r>
-      <w:r>
-        <w:rPr>
-          <w:i/>
-          <w:color w:val="145AA0"/>
-          <w:sz w:val="21"/>
-        </w:rPr>
-        <w:t>C_{gate</w:t>
-      </w:r>
-      <w:r>
-        <w:rPr>
-          <w:color w:val="282C34"/>
-          <w:sz w:val="21"/>
-        </w:rPr>
-        <w:t xml:space="preserve"> are large, </w:t>
-      </w:r>
-      <w:r>
-        <w:rPr>
-          <w:i/>
-          <w:color w:val="145AA0"/>
-          <w:sz w:val="21"/>
-        </w:rPr>
-        <w:t>p_{gate</w:t>
-      </w:r>
-      <w:r>
-        <w:rPr>
-          <w:color w:val="282C34"/>
-          <w:sz w:val="21"/>
-        </w:rPr>
-        <w:t xml:space="preserve"> typically falls in the range of </w:t>
+        <w:t xml:space="preserve">Because both R_EA and C_gate are large, p_gate typically falls in the range of </w:t>
       </w:r>
       <w:r>
         <w:rPr>
@@ -1640,7 +1439,7 @@
           <w:color w:val="282C34"/>
           <w:sz w:val="21"/>
         </w:rPr>
-        <w:t>$100\,\text{Hz} \dots 50\,\text{kHz}$</w:t>
+        <w:t>100 Hz ... 50 kHz</w:t>
       </w:r>
       <w:r>
         <w:rPr>
@@ -1672,22 +1471,7 @@
           <w:color w:val="282C34"/>
           <w:sz w:val="21"/>
         </w:rPr>
-        <w:t xml:space="preserve">With two dominant poles located closely in frequency, each contributing </w:t>
-      </w:r>
-      <w:r>
-        <w:rPr>
-          <w:i/>
-          <w:color w:val="145AA0"/>
-          <w:sz w:val="21"/>
-        </w:rPr>
-        <w:t>-90^\circ</w:t>
-      </w:r>
-      <w:r>
-        <w:rPr>
-          <w:color w:val="282C34"/>
-          <w:sz w:val="21"/>
-        </w:rPr>
-        <w:t xml:space="preserve"> of phase lag, the total open-loop phase shift reaches </w:t>
+        <w:t xml:space="preserve">With two dominant poles located closely in frequency, each contributing -90° of phase lag, the total open-loop phase shift reaches </w:t>
       </w:r>
       <w:r>
         <w:rPr>
@@ -1695,29 +1479,14 @@
           <w:color w:val="282C34"/>
           <w:sz w:val="21"/>
         </w:rPr>
-        <w:t>$-180^\circ$</w:t>
+        <w:t>-180°</w:t>
       </w:r>
       <w:r>
         <w:rPr>
           <w:color w:val="282C34"/>
           <w:sz w:val="21"/>
         </w:rPr>
-        <w:t xml:space="preserve"> before the loop gain drops to unity (</w:t>
-      </w:r>
-      <w:r>
-        <w:rPr>
-          <w:i/>
-          <w:color w:val="145AA0"/>
-          <w:sz w:val="21"/>
-        </w:rPr>
-        <w:t>0\,dB</w:t>
-      </w:r>
-      <w:r>
-        <w:rPr>
-          <w:color w:val="282C34"/>
-          <w:sz w:val="21"/>
-        </w:rPr>
-        <w:t xml:space="preserve">). According to the Barkhausen stability criterion, this produces a negative phase margin, causing </w:t>
+        <w:t xml:space="preserve"> before the loop gain drops to unity (0 dB). According to the Barkhausen stability criterion, this produces a negative phase margin, causing </w:t>
       </w:r>
       <w:r>
         <w:rPr>
@@ -1725,7 +1494,7 @@
           <w:color w:val="282C34"/>
           <w:sz w:val="21"/>
         </w:rPr>
-        <w:t>spontaneous, violent oscillation on the $V_{OUT}$ rail</w:t>
+        <w:t>spontaneous, violent oscillation on the V_OUT rail</w:t>
       </w:r>
       <w:r>
         <w:rPr>
@@ -1773,29 +1542,14 @@
           <w:color w:val="282C34"/>
           <w:sz w:val="21"/>
         </w:rPr>
-        <w:t>phase-lead zero ($z_{esr}$)</w:t>
+        <w:t>phase-lead zero (z_esr)</w:t>
       </w:r>
       <w:r>
         <w:rPr>
           <w:color w:val="282C34"/>
           <w:sz w:val="21"/>
         </w:rPr>
-        <w:t xml:space="preserve"> must be inserted into the loop to cancel one of the dominant poles and boost phase margin back above </w:t>
-      </w:r>
-      <w:r>
-        <w:rPr>
-          <w:i/>
-          <w:color w:val="145AA0"/>
-          <w:sz w:val="21"/>
-        </w:rPr>
-        <w:t>+45^\circ \dots +60^\circ</w:t>
-      </w:r>
-      <w:r>
-        <w:rPr>
-          <w:color w:val="282C34"/>
-          <w:sz w:val="21"/>
-        </w:rPr>
-        <w:t>.</w:t>
+        <w:t xml:space="preserve"> must be inserted into the loop to cancel one of the dominant poles and boost phase margin back above +45° ... +60°.</w:t>
       </w:r>
     </w:p>
     <w:p>
@@ -1835,65 +1589,53 @@
           <w:color w:val="282C34"/>
           <w:sz w:val="21"/>
         </w:rPr>
-        <w:t xml:space="preserve"> (</w:t>
-      </w:r>
-      <w:r>
-        <w:rPr>
-          <w:i/>
-          <w:color w:val="145AA0"/>
-          <w:sz w:val="21"/>
-        </w:rPr>
-        <w:t>R_{ESR</w:t>
-      </w:r>
-      <w:r>
-        <w:rPr>
-          <w:color w:val="282C34"/>
-          <w:sz w:val="21"/>
-        </w:rPr>
-        <w:t xml:space="preserve">). In series with </w:t>
-      </w:r>
-      <w:r>
-        <w:rPr>
-          <w:i/>
-          <w:color w:val="145AA0"/>
-          <w:sz w:val="21"/>
-        </w:rPr>
-        <w:t>C_{OUT</w:t>
-      </w:r>
-      <w:r>
-        <w:rPr>
-          <w:color w:val="282C34"/>
-          <w:sz w:val="21"/>
-        </w:rPr>
-        <w:t>, it creates a transfer function zero:</w:t>
+        <w:t xml:space="preserve"> (R_ESR). In series with C_OUT, it creates a transfer function zero:</w:t>
       </w:r>
     </w:p>
-    <w:p>
-      <w:pPr>
-        <w:spacing w:after="80"/>
-      </w:pPr>
-      <w:r>
-        <w:rPr>
-          <w:i/>
-          <w:color w:val="145AA0"/>
-          <w:sz w:val="21"/>
-        </w:rPr>
-      </w:r>
-      <w:r>
-        <w:rPr>
-          <w:color w:val="282C34"/>
-          <w:sz w:val="21"/>
-        </w:rPr>
-        <w:t>z_{esr} = \frac{1}{2\pi \cdot R_{ESR} \cdot C_{OUT}}</w:t>
-      </w:r>
-      <w:r>
-        <w:rPr>
-          <w:i/>
-          <w:color w:val="145AA0"/>
-          <w:sz w:val="21"/>
-        </w:rPr>
-      </w:r>
-    </w:p>
+    <w:tbl>
+      <w:tblPr>
+        <w:tblW w:type="auto" w:w="0"/>
+        <w:jc w:val="center"/>
+        <w:tblLook w:firstColumn="1" w:firstRow="1" w:lastColumn="0" w:lastRow="0" w:noHBand="0" w:noVBand="1" w:val="04A0"/>
+      </w:tblPr>
+      <w:tblGrid>
+        <w:gridCol w:w="9792"/>
+      </w:tblGrid>
+      <w:tr>
+        <w:tc>
+          <w:tcPr>
+            <w:tcW w:type="dxa" w:w="9792"/>
+            <w:shd w:fill="F5F6F8"/>
+            <w:tcMar>
+              <w:top w:w="80" w:type="dxa"/>
+              <w:bottom w:w="80" w:type="dxa"/>
+              <w:left w:w="140" w:type="dxa"/>
+              <w:right w:w="140" w:type="dxa"/>
+            </w:tcMar>
+            <w:tcBorders>
+              <w:left w:val="single" w:sz="18" w:space="0" w:color="CBD5E0"/>
+              <w:top w:val="none"/>
+              <w:right w:val="none"/>
+              <w:bottom w:val="none"/>
+            </w:tcBorders>
+          </w:tcPr>
+          <w:p>
+            <w:pPr>
+              <w:spacing w:line="240" w:lineRule="auto" w:after="0"/>
+            </w:pPr>
+            <w:r>
+              <w:rPr>
+                <w:rFonts w:ascii="Consolas" w:hAnsi="Consolas"/>
+                <w:color w:val="2D3748"/>
+                <w:sz w:val="18"/>
+              </w:rPr>
+              <w:t>z_esr = 1 / (2π * R_ESR * C_OUT)</w:t>
+            </w:r>
+          </w:p>
+        </w:tc>
+      </w:tr>
+    </w:tbl>
+    <w:p/>
     <w:tbl>
       <w:tblPr>
         <w:tblW w:type="auto" w:w="0"/>
@@ -2057,7 +1799,7 @@
           <w:color w:val="282C34"/>
           <w:sz w:val="21"/>
         </w:rPr>
-        <w:t>Why Too Low ESR Causes Instability ($R_{ESR} &lt; 50\,\text{m}\Omega$)</w:t>
+        <w:t>Why Too Low ESR Causes Instability (R_ESR &lt; 50 mΩ)</w:t>
       </w:r>
       <w:r>
         <w:rPr>
@@ -2076,37 +1818,7 @@
           <w:color w:val="282C34"/>
           <w:sz w:val="21"/>
         </w:rPr>
-        <w:t>Modern multi-layer ceramic capacitors (MLCCs) have ultra-low ESR (</w:t>
-      </w:r>
-      <w:r>
-        <w:rPr>
-          <w:i/>
-          <w:color w:val="145AA0"/>
-          <w:sz w:val="21"/>
-        </w:rPr>
-        <w:t>5\,m\Omega \dots 15\,m\Omega</w:t>
-      </w:r>
-      <w:r>
-        <w:rPr>
-          <w:color w:val="282C34"/>
-          <w:sz w:val="21"/>
-        </w:rPr>
-        <w:t>). With such tiny resistance, the zero is pushed to megahertz frequencies (</w:t>
-      </w:r>
-      <w:r>
-        <w:rPr>
-          <w:i/>
-          <w:color w:val="145AA0"/>
-          <w:sz w:val="21"/>
-        </w:rPr>
-        <w:t>z_{esr &gt; 5\,MHz</w:t>
-      </w:r>
-      <w:r>
-        <w:rPr>
-          <w:color w:val="282C34"/>
-          <w:sz w:val="21"/>
-        </w:rPr>
-        <w:t>), well past the unity-gain crossover. The zero arrives too late to rescue the phase margin, and the regulator oscillates!</w:t>
+        <w:t>Modern multi-layer ceramic capacitors (MLCCs) have ultra-low ESR (5 mΩ ... 15 mΩ). With such tiny resistance, the zero is pushed to megahertz frequencies (z_esr &gt; 5 MHz), well past the unity-gain crossover. The zero arrives too late to rescue the phase margin, and the regulator oscillates!</w:t>
       </w:r>
     </w:p>
     <w:p>
@@ -2121,7 +1833,7 @@
           <w:color w:val="282C34"/>
           <w:sz w:val="21"/>
         </w:rPr>
-        <w:t>Why Too High ESR Causes Instability ($R_{ESR} &gt; 3\,\Omega$)</w:t>
+        <w:t>Why Too High ESR Causes Instability (R_ESR &gt; 3 Ω)</w:t>
       </w:r>
       <w:r>
         <w:rPr>
@@ -2140,37 +1852,7 @@
           <w:color w:val="282C34"/>
           <w:sz w:val="21"/>
         </w:rPr>
-        <w:t>Excessive ESR (common in aged electrolytic capacitors) introduces a secondary high-frequency pole (</w:t>
-      </w:r>
-      <w:r>
-        <w:rPr>
-          <w:i/>
-          <w:color w:val="145AA0"/>
-          <w:sz w:val="21"/>
-        </w:rPr>
-        <w:t>p_{esr</w:t>
-      </w:r>
-      <w:r>
-        <w:rPr>
-          <w:color w:val="282C34"/>
-          <w:sz w:val="21"/>
-        </w:rPr>
-        <w:t>) and produces unacceptable transient output voltage spikes (</w:t>
-      </w:r>
-      <w:r>
-        <w:rPr>
-          <w:i/>
-          <w:color w:val="145AA0"/>
-          <w:sz w:val="21"/>
-        </w:rPr>
-        <w:t>\Delta V = I_{step × R_{ESR</w:t>
-      </w:r>
-      <w:r>
-        <w:rPr>
-          <w:color w:val="282C34"/>
-          <w:sz w:val="21"/>
-        </w:rPr>
-        <w:t>).</w:t>
+        <w:t>Excessive ESR (common in aged electrolytic capacitors) introduces a secondary high-frequency pole (p_esr) and produces unacceptable transient output voltage spikes (Δ V = I_step * R_ESR).</w:t>
       </w:r>
     </w:p>
     <w:p>
@@ -2247,72 +1929,60 @@
           <w:color w:val="282C34"/>
           <w:sz w:val="21"/>
         </w:rPr>
-        <w:t>Feedforward Capacitor ($C_{FF}$)</w:t>
+        <w:t>Feedforward Capacitor (C_FF)</w:t>
       </w:r>
       <w:r>
         <w:rPr>
           <w:color w:val="282C34"/>
           <w:sz w:val="21"/>
         </w:rPr>
-        <w:t>: A small capacitor (</w:t>
-      </w:r>
-      <w:r>
-        <w:rPr>
-          <w:i/>
-          <w:color w:val="145AA0"/>
-          <w:sz w:val="21"/>
-        </w:rPr>
-        <w:t>10\,pF \dots 100\,pF</w:t>
-      </w:r>
-      <w:r>
-        <w:rPr>
-          <w:color w:val="282C34"/>
-          <w:sz w:val="21"/>
-        </w:rPr>
-        <w:t xml:space="preserve">) placed across top feedback resistor </w:t>
-      </w:r>
-      <w:r>
-        <w:rPr>
-          <w:i/>
-          <w:color w:val="145AA0"/>
-          <w:sz w:val="21"/>
-        </w:rPr>
-        <w:t>R_1</w:t>
-      </w:r>
-      <w:r>
-        <w:rPr>
-          <w:color w:val="282C34"/>
-          <w:sz w:val="21"/>
-        </w:rPr>
-        <w:t>:</w:t>
+        <w:t>: A small capacitor (10 pF ... 100 pF) placed across top feedback resistor R_1:</w:t>
       </w:r>
     </w:p>
-    <w:p>
-      <w:pPr>
-        <w:spacing w:after="80"/>
-      </w:pPr>
-      <w:r>
-        <w:rPr>
-          <w:i/>
-          <w:color w:val="145AA0"/>
-          <w:sz w:val="21"/>
-        </w:rPr>
-      </w:r>
-      <w:r>
-        <w:rPr>
-          <w:color w:val="282C34"/>
-          <w:sz w:val="21"/>
-        </w:rPr>
-        <w:t>z_{ff} = \frac{1}{2\pi \cdot R_1 \cdot C_{FF}}</w:t>
-      </w:r>
-      <w:r>
-        <w:rPr>
-          <w:i/>
-          <w:color w:val="145AA0"/>
-          <w:sz w:val="21"/>
-        </w:rPr>
-      </w:r>
-    </w:p>
+    <w:tbl>
+      <w:tblPr>
+        <w:tblW w:type="auto" w:w="0"/>
+        <w:jc w:val="center"/>
+        <w:tblLook w:firstColumn="1" w:firstRow="1" w:lastColumn="0" w:lastRow="0" w:noHBand="0" w:noVBand="1" w:val="04A0"/>
+      </w:tblPr>
+      <w:tblGrid>
+        <w:gridCol w:w="9792"/>
+      </w:tblGrid>
+      <w:tr>
+        <w:tc>
+          <w:tcPr>
+            <w:tcW w:type="dxa" w:w="9792"/>
+            <w:shd w:fill="F5F6F8"/>
+            <w:tcMar>
+              <w:top w:w="80" w:type="dxa"/>
+              <w:bottom w:w="80" w:type="dxa"/>
+              <w:left w:w="140" w:type="dxa"/>
+              <w:right w:w="140" w:type="dxa"/>
+            </w:tcMar>
+            <w:tcBorders>
+              <w:left w:val="single" w:sz="18" w:space="0" w:color="CBD5E0"/>
+              <w:top w:val="none"/>
+              <w:right w:val="none"/>
+              <w:bottom w:val="none"/>
+            </w:tcBorders>
+          </w:tcPr>
+          <w:p>
+            <w:pPr>
+              <w:spacing w:line="240" w:lineRule="auto" w:after="0"/>
+            </w:pPr>
+            <w:r>
+              <w:rPr>
+                <w:rFonts w:ascii="Consolas" w:hAnsi="Consolas"/>
+                <w:color w:val="2D3748"/>
+                <w:sz w:val="18"/>
+              </w:rPr>
+              <w:t>z_ff = 1 / (2π * R_1 * C_FF)</w:t>
+            </w:r>
+          </w:p>
+        </w:tc>
+      </w:tr>
+    </w:tbl>
+    <w:p/>
     <w:p>
       <w:pPr>
         <w:spacing w:after="80"/>
@@ -2370,37 +2040,7 @@
           <w:color w:val="282C34"/>
           <w:sz w:val="21"/>
         </w:rPr>
-        <w:t xml:space="preserve"> formed between the Drain (</w:t>
-      </w:r>
-      <w:r>
-        <w:rPr>
-          <w:i/>
-          <w:color w:val="145AA0"/>
-          <w:sz w:val="21"/>
-        </w:rPr>
-        <w:t>V_{OUT</w:t>
-      </w:r>
-      <w:r>
-        <w:rPr>
-          <w:color w:val="282C34"/>
-          <w:sz w:val="21"/>
-        </w:rPr>
-        <w:t>, P-type diffusion) and the N-Well Substrate (</w:t>
-      </w:r>
-      <w:r>
-        <w:rPr>
-          <w:i/>
-          <w:color w:val="145AA0"/>
-          <w:sz w:val="21"/>
-        </w:rPr>
-        <w:t>V_{IN</w:t>
-      </w:r>
-      <w:r>
-        <w:rPr>
-          <w:color w:val="282C34"/>
-          <w:sz w:val="21"/>
-        </w:rPr>
-        <w:t>, N-type diffusion).</w:t>
+        <w:t xml:space="preserve"> formed between the Drain (V_OUT, P-type diffusion) and the N-Well Substrate (V_IN, N-type diffusion).</w:t>
       </w:r>
     </w:p>
     <w:tbl>
@@ -2493,37 +2133,7 @@
           <w:color w:val="282C34"/>
           <w:sz w:val="21"/>
         </w:rPr>
-        <w:t xml:space="preserve">If </w:t>
-      </w:r>
-      <w:r>
-        <w:rPr>
-          <w:i/>
-          <w:color w:val="145AA0"/>
-          <w:sz w:val="21"/>
-        </w:rPr>
-        <w:t>V_{OUT</w:t>
-      </w:r>
-      <w:r>
-        <w:rPr>
-          <w:color w:val="282C34"/>
-          <w:sz w:val="21"/>
-        </w:rPr>
-        <w:t xml:space="preserve"> ever exceeds </w:t>
-      </w:r>
-      <w:r>
-        <w:rPr>
-          <w:i/>
-          <w:color w:val="145AA0"/>
-          <w:sz w:val="21"/>
-        </w:rPr>
-        <w:t>V_{IN</w:t>
-      </w:r>
-      <w:r>
-        <w:rPr>
-          <w:color w:val="282C34"/>
-          <w:sz w:val="21"/>
-        </w:rPr>
-        <w:t xml:space="preserve"> by more than </w:t>
+        <w:t xml:space="preserve">If V_OUT ever exceeds V_IN by more than </w:t>
       </w:r>
       <w:r>
         <w:rPr>
@@ -2531,44 +2141,14 @@
           <w:color w:val="282C34"/>
           <w:sz w:val="21"/>
         </w:rPr>
-        <w:t>$0.6\,\text{V}$</w:t>
+        <w:t>0.6 V</w:t>
       </w:r>
       <w:r>
         <w:rPr>
           <w:color w:val="282C34"/>
           <w:sz w:val="21"/>
         </w:rPr>
-        <w:t xml:space="preserve"> (such as when the input power is abruptly switched off while a large, charged output capacitor holds </w:t>
-      </w:r>
-      <w:r>
-        <w:rPr>
-          <w:i/>
-          <w:color w:val="145AA0"/>
-          <w:sz w:val="21"/>
-        </w:rPr>
-        <w:t>V_{OUT</w:t>
-      </w:r>
-      <w:r>
-        <w:rPr>
-          <w:color w:val="282C34"/>
-          <w:sz w:val="21"/>
-        </w:rPr>
-        <w:t xml:space="preserve"> high, or if an active battery is connected to </w:t>
-      </w:r>
-      <w:r>
-        <w:rPr>
-          <w:i/>
-          <w:color w:val="145AA0"/>
-          <w:sz w:val="21"/>
-        </w:rPr>
-        <w:t>V_{OUT</w:t>
-      </w:r>
-      <w:r>
-        <w:rPr>
-          <w:color w:val="282C34"/>
-          <w:sz w:val="21"/>
-        </w:rPr>
-        <w:t>), the parasitic body diode conducts.</w:t>
+        <w:t xml:space="preserve"> (such as when the input power is abruptly switched off while a large, charged output capacitor holds V_OUT high, or if an active battery is connected to V_OUT), the parasitic body diode conducts.</w:t>
       </w:r>
     </w:p>
     <w:p>
@@ -2582,22 +2162,7 @@
           <w:color w:val="282C34"/>
           <w:sz w:val="21"/>
         </w:rPr>
-        <w:t xml:space="preserve">Uncontrolled current surges backwards from </w:t>
-      </w:r>
-      <w:r>
-        <w:rPr>
-          <w:i/>
-          <w:color w:val="145AA0"/>
-          <w:sz w:val="21"/>
-        </w:rPr>
-        <w:t>V_{OUT</w:t>
-      </w:r>
-      <w:r>
-        <w:rPr>
-          <w:color w:val="282C34"/>
-          <w:sz w:val="21"/>
-        </w:rPr>
-        <w:t xml:space="preserve"> into the input supply rail, frequently melting the internal silicon bond wires or destroying the input supply.</w:t>
+        <w:t>Uncontrolled current surges backwards from V_OUT into the input supply rail, frequently melting the internal silicon bond wires or destroying the input supply.</w:t>
       </w:r>
     </w:p>
     <w:p>
@@ -2632,52 +2197,7 @@
           <w:color w:val="282C34"/>
           <w:sz w:val="21"/>
         </w:rPr>
-        <w:t xml:space="preserve">: Connecting an external low-voltage drop Schottky diode from </w:t>
-      </w:r>
-      <w:r>
-        <w:rPr>
-          <w:i/>
-          <w:color w:val="145AA0"/>
-          <w:sz w:val="21"/>
-        </w:rPr>
-        <w:t>V_{OUT</w:t>
-      </w:r>
-      <w:r>
-        <w:rPr>
-          <w:color w:val="282C34"/>
-          <w:sz w:val="21"/>
-        </w:rPr>
-        <w:t xml:space="preserve"> (Anode) to </w:t>
-      </w:r>
-      <w:r>
-        <w:rPr>
-          <w:i/>
-          <w:color w:val="145AA0"/>
-          <w:sz w:val="21"/>
-        </w:rPr>
-        <w:t>V_{IN</w:t>
-      </w:r>
-      <w:r>
-        <w:rPr>
-          <w:color w:val="282C34"/>
-          <w:sz w:val="21"/>
-        </w:rPr>
-        <w:t xml:space="preserve"> (Cathode) clamps the reverse voltage to </w:t>
-      </w:r>
-      <w:r>
-        <w:rPr>
-          <w:i/>
-          <w:color w:val="145AA0"/>
-          <w:sz w:val="21"/>
-        </w:rPr>
-        <w:t>&lt; 0.3\,V</w:t>
-      </w:r>
-      <w:r>
-        <w:rPr>
-          <w:color w:val="282C34"/>
-          <w:sz w:val="21"/>
-        </w:rPr>
-        <w:t>, preventing the internal silicon body diode from turning on.</w:t>
+        <w:t>: Connecting an external low-voltage drop Schottky diode from V_OUT (Anode) to V_IN (Cathode) clamps the reverse voltage to &lt; 0.3 V, preventing the internal silicon body diode from turning on.</w:t>
       </w:r>
     </w:p>
     <w:p>
@@ -2727,82 +2247,7 @@
           <w:color w:val="282C34"/>
           <w:sz w:val="21"/>
         </w:rPr>
-        <w:t xml:space="preserve">Alternatively, an internal comparator continuously compares </w:t>
-      </w:r>
-      <w:r>
-        <w:rPr>
-          <w:i/>
-          <w:color w:val="145AA0"/>
-          <w:sz w:val="21"/>
-        </w:rPr>
-        <w:t>V_{IN</w:t>
-      </w:r>
-      <w:r>
-        <w:rPr>
-          <w:color w:val="282C34"/>
-          <w:sz w:val="21"/>
-        </w:rPr>
-        <w:t xml:space="preserve"> and </w:t>
-      </w:r>
-      <w:r>
-        <w:rPr>
-          <w:i/>
-          <w:color w:val="145AA0"/>
-          <w:sz w:val="21"/>
-        </w:rPr>
-        <w:t>V_{OUT</w:t>
-      </w:r>
-      <w:r>
-        <w:rPr>
-          <w:color w:val="282C34"/>
-          <w:sz w:val="21"/>
-        </w:rPr>
-        <w:t xml:space="preserve">. When </w:t>
-      </w:r>
-      <w:r>
-        <w:rPr>
-          <w:i/>
-          <w:color w:val="145AA0"/>
-          <w:sz w:val="21"/>
-        </w:rPr>
-        <w:t>V_{OUT &gt; V_{IN</w:t>
-      </w:r>
-      <w:r>
-        <w:rPr>
-          <w:color w:val="282C34"/>
-          <w:sz w:val="21"/>
-        </w:rPr>
-        <w:t xml:space="preserve">, the comparator dynamically switches the N-Well substrate connection from </w:t>
-      </w:r>
-      <w:r>
-        <w:rPr>
-          <w:i/>
-          <w:color w:val="145AA0"/>
-          <w:sz w:val="21"/>
-        </w:rPr>
-        <w:t>V_{IN</w:t>
-      </w:r>
-      <w:r>
-        <w:rPr>
-          <w:color w:val="282C34"/>
-          <w:sz w:val="21"/>
-        </w:rPr>
-        <w:t xml:space="preserve"> to </w:t>
-      </w:r>
-      <w:r>
-        <w:rPr>
-          <w:i/>
-          <w:color w:val="145AA0"/>
-          <w:sz w:val="21"/>
-        </w:rPr>
-        <w:t>V_{OUT</w:t>
-      </w:r>
-      <w:r>
-        <w:rPr>
-          <w:color w:val="282C34"/>
-          <w:sz w:val="21"/>
-        </w:rPr>
-        <w:t>, keeping the parasitic diode reverse-biased under all conditions.</w:t>
+        <w:t>Alternatively, an internal comparator continuously compares V_IN and V_OUT. When V_OUT &gt; V_IN, the comparator dynamically switches the N-Well substrate connection from V_IN to V_OUT, keeping the parasitic diode reverse-biased under all conditions.</w:t>
       </w:r>
     </w:p>
     <w:p>
@@ -2936,67 +2381,7 @@
           <w:color w:val="282C34"/>
           <w:sz w:val="21"/>
         </w:rPr>
-        <w:t xml:space="preserve">: High-performance </w:t>
-      </w:r>
-      <w:r>
-        <w:rPr>
-          <w:i/>
-          <w:color w:val="145AA0"/>
-          <w:sz w:val="21"/>
-        </w:rPr>
-        <w:t>1.0\,A</w:t>
-      </w:r>
-      <w:r>
-        <w:rPr>
-          <w:color w:val="282C34"/>
-          <w:sz w:val="21"/>
-        </w:rPr>
-        <w:t xml:space="preserve"> PMOS LDO featuring </w:t>
-      </w:r>
-      <w:r>
-        <w:rPr>
-          <w:i/>
-          <w:color w:val="145AA0"/>
-          <w:sz w:val="21"/>
-        </w:rPr>
-        <w:t>4.17\,µV_{RMS</w:t>
-      </w:r>
-      <w:r>
-        <w:rPr>
-          <w:color w:val="282C34"/>
-          <w:sz w:val="21"/>
-        </w:rPr>
-        <w:t xml:space="preserve"> ultra-low noise, </w:t>
-      </w:r>
-      <w:r>
-        <w:rPr>
-          <w:i/>
-          <w:color w:val="145AA0"/>
-          <w:sz w:val="21"/>
-        </w:rPr>
-        <w:t>82\,dB</w:t>
-      </w:r>
-      <w:r>
-        <w:rPr>
-          <w:color w:val="282C34"/>
-          <w:sz w:val="21"/>
-        </w:rPr>
-        <w:t xml:space="preserve"> PSRR at </w:t>
-      </w:r>
-      <w:r>
-        <w:rPr>
-          <w:i/>
-          <w:color w:val="145AA0"/>
-          <w:sz w:val="21"/>
-        </w:rPr>
-        <w:t>100\,Hz</w:t>
-      </w:r>
-      <w:r>
-        <w:rPr>
-          <w:color w:val="282C34"/>
-          <w:sz w:val="21"/>
-        </w:rPr>
-        <w:t>, and internal pin-programmable voltage dividers.</w:t>
+        <w:t>: High-performance 1.0 A PMOS LDO featuring 4.17 µV_RMS ultra-low noise, 82 dB PSRR at 100 Hz, and internal pin-programmable voltage dividers.</w:t>
       </w:r>
     </w:p>
     <w:p>
@@ -3018,37 +2403,7 @@
           <w:color w:val="282C34"/>
           <w:sz w:val="21"/>
         </w:rPr>
-        <w:t xml:space="preserve">: Industry-standard </w:t>
-      </w:r>
-      <w:r>
-        <w:rPr>
-          <w:i/>
-          <w:color w:val="145AA0"/>
-          <w:sz w:val="21"/>
-        </w:rPr>
-        <w:t>500\,mA</w:t>
-      </w:r>
-      <w:r>
-        <w:rPr>
-          <w:color w:val="282C34"/>
-          <w:sz w:val="21"/>
-        </w:rPr>
-        <w:t xml:space="preserve"> micropower PMOS LDO with </w:t>
-      </w:r>
-      <w:r>
-        <w:rPr>
-          <w:i/>
-          <w:color w:val="145AA0"/>
-          <w:sz w:val="21"/>
-        </w:rPr>
-        <w:t>20\,µV_{RMS</w:t>
-      </w:r>
-      <w:r>
-        <w:rPr>
-          <w:color w:val="282C34"/>
-          <w:sz w:val="21"/>
-        </w:rPr>
-        <w:t xml:space="preserve"> noise, ideal for battery-operated RF transceivers.</w:t>
+        <w:t>: Industry-standard 500 mA micropower PMOS LDO with 20 µV_RMS noise, ideal for battery-operated RF transceivers.</w:t>
       </w:r>
     </w:p>
     <w:p>
@@ -3070,52 +2425,7 @@
           <w:color w:val="282C34"/>
           <w:sz w:val="21"/>
         </w:rPr>
-        <w:t xml:space="preserve">: </w:t>
-      </w:r>
-      <w:r>
-        <w:rPr>
-          <w:i/>
-          <w:color w:val="145AA0"/>
-          <w:sz w:val="21"/>
-        </w:rPr>
-        <w:t>500\,mA</w:t>
-      </w:r>
-      <w:r>
-        <w:rPr>
-          <w:color w:val="282C34"/>
-          <w:sz w:val="21"/>
-        </w:rPr>
-        <w:t xml:space="preserve"> PMOS regulator with high bandwidth and low dropout (</w:t>
-      </w:r>
-      <w:r>
-        <w:rPr>
-          <w:i/>
-          <w:color w:val="145AA0"/>
-          <w:sz w:val="21"/>
-        </w:rPr>
-        <w:t>110\,mV</w:t>
-      </w:r>
-      <w:r>
-        <w:rPr>
-          <w:color w:val="282C34"/>
-          <w:sz w:val="21"/>
-        </w:rPr>
-        <w:t xml:space="preserve"> at </w:t>
-      </w:r>
-      <w:r>
-        <w:rPr>
-          <w:i/>
-          <w:color w:val="145AA0"/>
-          <w:sz w:val="21"/>
-        </w:rPr>
-        <w:t>500\,mA</w:t>
-      </w:r>
-      <w:r>
-        <w:rPr>
-          <w:color w:val="282C34"/>
-          <w:sz w:val="21"/>
-        </w:rPr>
-        <w:t>).</w:t>
+        <w:t>: 500 mA PMOS regulator with high bandwidth and low dropout (110 mV at 500 mA).</w:t>
       </w:r>
     </w:p>
     <w:sectPr>
